--- a/docs/docx/surveillance_tr_deepl.docx
+++ b/docs/docx/surveillance_tr_deepl.docx
@@ -12,17 +12,94 @@
     </w:p>
     <w:p>
       <w:r>
-        <w:t xml:space="preserve">Ellerinizi ılık su ve sabunla iyice yıkayın Ellerinizi iyice kurulayın Alkol veya krem kullanmayın Parmağınızı masaj yapın Başparmağınızı ve işaret parmağınızı veya parmak ucunuzu delmeyin İşaret parmağınızın veya başparmağınızın yan tarafını delmeyin </w:t>
+        <w:t>Ellerinizi ılık su ve sabunla iyice yıkayın</w:t>
       </w:r>
     </w:p>
     <w:p>
       <w:r>
-        <w:t>Parmağınızı çevirin 🖐 DİKKAT: Her seferinde lanceti değiştirin, tek kullanımlıktır Günde 6 kontrol - Sabahları aç karnına</w:t>
+        <w:t>Ellerinizi iyice kurulayın</w:t>
       </w:r>
     </w:p>
     <w:p>
       <w:r>
-        <w:t xml:space="preserve">             - Kahvaltıdan 2 saat sonra - Öğle yemeğinden önce - Yemekten 2 saat sonra - Akşam yemeğinden önce - Akşam yemeğinden 2 saat sonra Sonuçlar Yemeklerden önce 0,95 g/L'den fazla olmamalı Yemeklerden 2 saat sonra 120'den fazla olmamalı</w:t>
+        <w:t>Alkol veya krem kullanmayın</w:t>
+      </w:r>
+    </w:p>
+    <w:p/>
+    <w:p>
+      <w:r>
+        <w:t>Parmağınızı ovun</w:t>
+      </w:r>
+    </w:p>
+    <w:p>
+      <w:r>
+        <w:t>Başparmağı ve işaret parmağını ya da parmak ucunu delmeyin</w:t>
+      </w:r>
+    </w:p>
+    <w:p>
+      <w:r>
+        <w:t>İşaret parmağı veya başparmağın yan tarafını delin</w:t>
+      </w:r>
+    </w:p>
+    <w:p>
+      <w:r>
+        <w:t>Parmağın etrafında döndürün 🖐</w:t>
+      </w:r>
+    </w:p>
+    <w:p>
+      <w:r>
+        <w:t>DİKKAT:   Lanseti her seferinde değiştirin, tek kullanımlıktır</w:t>
+      </w:r>
+    </w:p>
+    <w:p/>
+    <w:p>
+      <w:r>
+        <w:t>Günde 6 kez kontrol edin</w:t>
+      </w:r>
+    </w:p>
+    <w:p>
+      <w:r>
+        <w:t>-   Sabah aç karnına</w:t>
+      </w:r>
+    </w:p>
+    <w:p>
+      <w:r>
+        <w:t>-  Kahvaltıya başladıktan 2 saat sonra</w:t>
+      </w:r>
+    </w:p>
+    <w:p>
+      <w:r>
+        <w:t>-    Öğle yemeğinden önce</w:t>
+      </w:r>
+    </w:p>
+    <w:p>
+      <w:r>
+        <w:t>-    Yemeğe başladıktan 2 saat sonra</w:t>
+      </w:r>
+    </w:p>
+    <w:p>
+      <w:r>
+        <w:t>-   Akşam yemeğinden önce</w:t>
+      </w:r>
+    </w:p>
+    <w:p>
+      <w:r>
+        <w:t>-    Akşam yemeğine başladıktan 2 saat sonra</w:t>
+      </w:r>
+    </w:p>
+    <w:p>
+      <w:r>
+        <w:t>Sonuçlar</w:t>
+      </w:r>
+    </w:p>
+    <w:p>
+      <w:r>
+        <w:t>Yemeklerden önce 0,95 g/L'den fazla olmamalı</w:t>
+      </w:r>
+    </w:p>
+    <w:p>
+      <w:r>
+        <w:t>Yemeklerden 2 saat sonra 120'den fazla olmamalı</w:t>
       </w:r>
     </w:p>
     <w:p>
@@ -81,7 +158,7 @@
         <w:pStyle w:val="Heading1"/>
       </w:pPr>
       <w:r>
-        <w:t>Images du document source</w:t>
+        <w:t>Kaynak belgedeki gorseller</w:t>
       </w:r>
     </w:p>
     <w:p>

--- a/docs/docx/surveillance_tr_deepl.docx
+++ b/docs/docx/surveillance_tr_deepl.docx
@@ -12,81 +12,109 @@
     </w:p>
     <w:p>
       <w:r>
-        <w:t>Ellerinizi ılık su ve sabunla iyice yıkayın</w:t>
+        <w:t>Başlamadan önce:</w:t>
       </w:r>
     </w:p>
     <w:p>
       <w:r>
-        <w:t>Ellerinizi iyice kurulayın</w:t>
+        <w:t>Ellerinizi ılık su ve sabunla yıkayın.</w:t>
       </w:r>
     </w:p>
     <w:p>
       <w:r>
-        <w:t>Alkol veya krem kullanmayın</w:t>
+        <w:t>Ellerinizi iyice kurulayın.</w:t>
+      </w:r>
+    </w:p>
+    <w:p>
+      <w:r>
+        <w:t>Uyarı: Ellerinize alkol veya krem sürmeyin.</w:t>
       </w:r>
     </w:p>
     <w:p/>
     <w:p>
       <w:r>
-        <w:t>Parmağınızı ovun</w:t>
+        <w:t>Parmak delme işlemi nasıl yapılmalıdır?</w:t>
       </w:r>
     </w:p>
     <w:p>
       <w:r>
-        <w:t>Başparmağı ve işaret parmağını ya da parmak ucunu delmeyin</w:t>
-      </w:r>
-    </w:p>
-    <w:p>
-      <w:r>
-        <w:t>İşaret parmağı veya başparmağın yan tarafını delin</w:t>
-      </w:r>
-    </w:p>
-    <w:p>
-      <w:r>
-        <w:t>Parmağın etrafında döndürün 🖐</w:t>
-      </w:r>
-    </w:p>
-    <w:p>
-      <w:r>
-        <w:t>DİKKAT:   Lanseti her seferinde değiştirin, tek kullanımlıktır</w:t>
+        <w:t>Kan örneği alırken, delmek istediğiniz parmak ucuna doğru hafifçe masaj yapın.</w:t>
       </w:r>
     </w:p>
     <w:p/>
     <w:p>
       <w:r>
-        <w:t>Günde 6 kez kontrol edin</w:t>
+        <w:t>Delme bölgesi neresi olmalıdır?</w:t>
       </w:r>
     </w:p>
     <w:p>
       <w:r>
-        <w:t>-   Sabah aç karnına</w:t>
+        <w:t>Başparmağınızı ve işaret parmağınızı delmeyin.</w:t>
       </w:r>
     </w:p>
     <w:p>
       <w:r>
-        <w:t>-  Kahvaltıya başladıktan 2 saat sonra</w:t>
+        <w:t>Parmak ucunun tam orta noktasını delmeyin.</w:t>
       </w:r>
     </w:p>
     <w:p>
       <w:r>
-        <w:t>-    Öğle yemeğinden önce</w:t>
+        <w:t>Parmağınızın yan kısımlarını delin.</w:t>
       </w:r>
     </w:p>
     <w:p>
       <w:r>
-        <w:t>-    Yemeğe başladıktan 2 saat sonra</w:t>
+        <w:t>Her seferinde farklı bir parmağı ve farklı bir yeri tercih etmelisiniz.</w:t>
+      </w:r>
+    </w:p>
+    <w:p/>
+    <w:p>
+      <w:r>
+        <w:t>Uyarı: Kan örneği alırken her seferinde yeni bir iğne kullanın. İğne sadece bir kez kullanılmalıdır.</w:t>
+      </w:r>
+    </w:p>
+    <w:p/>
+    <w:p>
+      <w:r>
+        <w:t>Ölçüm ne zaman yapılmalıdır?</w:t>
       </w:r>
     </w:p>
     <w:p>
       <w:r>
-        <w:t>-   Akşam yemeğinden önce</w:t>
+        <w:t>Günde 6 kez ölçüm yapmalısınız:</w:t>
       </w:r>
     </w:p>
     <w:p>
       <w:r>
-        <w:t>-    Akşam yemeğine başladıktan 2 saat sonra</w:t>
+        <w:t>Sabah: Uyandığınızda, yemek yemeden veya içmeden önce (aç karnına).</w:t>
       </w:r>
     </w:p>
+    <w:p>
+      <w:r>
+        <w:t>Kahvaltıdan sonra: Yemeğe başladıktan 2 saat sonra.</w:t>
+      </w:r>
+    </w:p>
+    <w:p>
+      <w:r>
+        <w:t>Öğle yemeğinden önce.</w:t>
+      </w:r>
+    </w:p>
+    <w:p>
+      <w:r>
+        <w:t>Öğle yemeğinden sonra: Yemeğe başladıktan 2 saat sonra.</w:t>
+      </w:r>
+    </w:p>
+    <w:p>
+      <w:r>
+        <w:t>Akşam yemeğinden önce.</w:t>
+      </w:r>
+    </w:p>
+    <w:p>
+      <w:r>
+        <w:t>Akşam yemeğinden sonra: Yemeğe başladıktan 2 saat sonra.</w:t>
+      </w:r>
+    </w:p>
+    <w:p/>
     <w:p>
       <w:r>
         <w:t>Sonuçlar</w:t>
@@ -94,58 +122,17 @@
     </w:p>
     <w:p>
       <w:r>
-        <w:t>Yemeklerden önce 0,95 g/L'den fazla olmamalı</w:t>
+        <w:t>Sonuçları kaydetmek önemlidir.</w:t>
       </w:r>
     </w:p>
     <w:p>
       <w:r>
-        <w:t>Yemeklerden 2 saat sonra 120'den fazla olmamalı</w:t>
+        <w:t>Yemeklerden önce ölçüm değeri 0,95 g/L'den küçük olmalıdır.</w:t>
       </w:r>
     </w:p>
     <w:p>
       <w:r>
-        <w:t>Ses oynatici QR kodu:</w:t>
-      </w:r>
-    </w:p>
-    <w:p>
-      <w:r>
-        <w:drawing>
-          <wp:inline xmlns:a="http://schemas.openxmlformats.org/drawingml/2006/main" xmlns:pic="http://schemas.openxmlformats.org/drawingml/2006/picture">
-            <wp:extent cx="1371600" cy="1371600"/>
-            <wp:docPr id="1" name="Picture 1"/>
-            <wp:cNvGraphicFramePr>
-              <a:graphicFrameLocks noChangeAspect="1"/>
-            </wp:cNvGraphicFramePr>
-            <a:graphic>
-              <a:graphicData uri="http://schemas.openxmlformats.org/drawingml/2006/picture">
-                <pic:pic>
-                  <pic:nvPicPr>
-                    <pic:cNvPr id="0" name="surveillance_tr_deepl.png"/>
-                    <pic:cNvPicPr/>
-                  </pic:nvPicPr>
-                  <pic:blipFill>
-                    <a:blip r:embed="rId9"/>
-                    <a:stretch>
-                      <a:fillRect/>
-                    </a:stretch>
-                  </pic:blipFill>
-                  <pic:spPr>
-                    <a:xfrm>
-                      <a:off x="0" y="0"/>
-                      <a:ext cx="1371600" cy="1371600"/>
-                    </a:xfrm>
-                    <a:prstGeom prst="rect"/>
-                  </pic:spPr>
-                </pic:pic>
-              </a:graphicData>
-            </a:graphic>
-          </wp:inline>
-        </w:drawing>
-      </w:r>
-    </w:p>
-    <w:p>
-      <w:r>
-        <w:t>Ses oynatici baglantisi: https://daryazdr.github.io/Gestion-de-projet-M1-IDL-UGA/player/surveillance_tr_deepl.html</w:t>
+        <w:t>Yemeklerden iki saat sonra ölçüm değeri 1,20 g/L'den küçük olmalıdır.</w:t>
       </w:r>
     </w:p>
     <w:p>
@@ -171,7 +158,7 @@
         <w:drawing>
           <wp:inline xmlns:a="http://schemas.openxmlformats.org/drawingml/2006/main" xmlns:pic="http://schemas.openxmlformats.org/drawingml/2006/picture">
             <wp:extent cx="5029200" cy="5401733"/>
-            <wp:docPr id="2" name="Picture 2"/>
+            <wp:docPr id="1" name="Picture 1"/>
             <wp:cNvGraphicFramePr>
               <a:graphicFrameLocks noChangeAspect="1"/>
             </wp:cNvGraphicFramePr>
@@ -183,7 +170,7 @@
                     <pic:cNvPicPr/>
                   </pic:nvPicPr>
                   <pic:blipFill>
-                    <a:blip r:embed="rId10"/>
+                    <a:blip r:embed="rId9"/>
                     <a:stretch>
                       <a:fillRect/>
                     </a:stretch>
